--- a/03_Outputs/final scripts/zh/Module 7/7.3.0-zh.docx
+++ b/03_Outputs/final scripts/zh/Module 7/7.3.0-zh.docx
@@ -14,7 +14,7 @@
     </w:p>
     <w:p>
       <w:r>
-        <w:t>人工智能是最具影响力的进步之一。自动异常检测可以在设备故障引发中断之前发现问题。这意味着更少的停机时间、更快的响应需求变化，以及更持久的基础设施。</w:t>
+        <w:t>人工智能是最具影响力的进步之一。自动异常检测可以在设备故障引发中断之前发现问题。这意味着更少的停机时间、更快的需求响应，以及基础设施的更长寿命。</w:t>
       </w:r>
     </w:p>
     <w:p>
@@ -34,7 +34,7 @@
     </w:p>
     <w:p>
       <w:r>
-        <w:t>展望未来，将每种工具视为一个相互连接的系统的一部分，而非孤立的解决方案。当它们结合使用时，可以更清晰地描绘未来的可能性，并赋予决策者信心去行动。挑战不仅在于数据是否存在，更在于我们如何高效利用数据，塑造明天的能源系统。</w:t>
+        <w:t>展望未来，将每一种工具视为一个互联的系统，而非孤立的解决方案。当它们结合在一起时，可以更清晰地描绘可能的未来，并赋予决策者信心去行动。挑战不仅在于数据是否存在，更在于我们如何高效利用数据，塑造明天的能源系统。</w:t>
       </w:r>
     </w:p>
     <w:sectPr>
